--- a/Maths/README_Maths.docx
+++ b/Maths/README_Maths.docx
@@ -14,28 +14,418 @@
           <w:b w:val="1"/>
           <w:rtl w:val="0"/>
         </w:rPr>
-        <w:t xml:space="preserve">:::README_formulas:::</w:t>
-      </w:r>
-    </w:p>
-    <w:p>
-      <w:pPr>
-        <w:rPr/>
-      </w:pPr>
-      <w:r>
-        <w:rPr>
-          <w:rtl w:val="0"/>
-        </w:rPr>
-      </w:r>
-    </w:p>
-    <w:p>
-      <w:pPr>
-        <w:rPr/>
-      </w:pPr>
-      <w:r>
-        <w:rPr>
-          <w:rtl w:val="0"/>
-        </w:rPr>
-        <w:t xml:space="preserve">(5/9-10/6)/(1/3+2/6)=-5/3</w:t>
+        <w:t xml:space="preserve">:::README_Maths:::</w:t>
+      </w:r>
+    </w:p>
+    <w:p>
+      <w:pPr>
+        <w:rPr/>
+      </w:pPr>
+      <w:r>
+        <w:rPr>
+          <w:rtl w:val="0"/>
+        </w:rPr>
+      </w:r>
+    </w:p>
+    <w:p>
+      <w:pPr>
+        <w:rPr/>
+      </w:pPr>
+      <w:r>
+        <w:rPr>
+          <w:rtl w:val="0"/>
+        </w:rPr>
+      </w:r>
+    </w:p>
+    <w:p>
+      <w:pPr>
+        <w:rPr/>
+      </w:pPr>
+      <w:r>
+        <w:rPr>
+          <w:rtl w:val="0"/>
+        </w:rPr>
+        <w:t xml:space="preserve">asdf</w:t>
+      </w:r>
+    </w:p>
+    <w:p>
+      <w:pPr>
+        <w:rPr/>
+      </w:pPr>
+      <w:r>
+        <w:rPr>
+          <w:rtl w:val="0"/>
+        </w:rPr>
+      </w:r>
+    </w:p>
+    <w:p>
+      <w:pPr>
+        <w:rPr/>
+      </w:pPr>
+      <w:r>
+        <w:rPr>
+          <w:rtl w:val="0"/>
+        </w:rPr>
+      </w:r>
+    </w:p>
+    <w:p>
+      <w:pPr>
+        <w:rPr/>
+      </w:pPr>
+      <w:r>
+        <w:rPr>
+          <w:b w:val="1"/>
+          <w:rtl w:val="0"/>
+        </w:rPr>
+        <w:t xml:space="preserve">Kuchenstück</w:t>
+      </w:r>
+      <w:r>
+        <w:rPr>
+          <w:rtl w:val="0"/>
+        </w:rPr>
+      </w:r>
+    </w:p>
+    <w:p>
+      <w:pPr>
+        <w:rPr/>
+      </w:pPr>
+      <w:r>
+        <w:rPr>
+          <w:rtl w:val="0"/>
+        </w:rPr>
+      </w:r>
+    </w:p>
+    <w:p>
+      <w:pPr>
+        <w:rPr/>
+      </w:pPr>
+      <w:r>
+        <w:rPr>
+          <w:rtl w:val="0"/>
+        </w:rPr>
+        <w:t xml:space="preserve">n [Grad] / 360 [Grad] = m [rad] / 2 Pi [rad] = l [m] / 2 Pi r [m]</w:t>
+      </w:r>
+    </w:p>
+    <w:p>
+      <w:pPr>
+        <w:rPr/>
+      </w:pPr>
+      <w:r>
+        <w:rPr>
+          <w:rtl w:val="0"/>
+        </w:rPr>
+      </w:r>
+    </w:p>
+    <w:p>
+      <w:pPr>
+        <w:rPr/>
+      </w:pPr>
+      <w:r>
+        <w:rPr>
+          <w:rtl w:val="0"/>
+        </w:rPr>
+        <w:t xml:space="preserve">\begin{eqnarray}</w:t>
+      </w:r>
+    </w:p>
+    <w:p>
+      <w:pPr>
+        <w:rPr/>
+      </w:pPr>
+      <w:r>
+        <w:rPr>
+          <w:rtl w:val="0"/>
+        </w:rPr>
+        <w:t xml:space="preserve">0  &amp; \leq &amp; ( \sqrt{a} - \sqrt{b} )^2 \\</w:t>
+      </w:r>
+    </w:p>
+    <w:p>
+      <w:pPr>
+        <w:rPr/>
+      </w:pPr>
+      <w:r>
+        <w:rPr>
+          <w:rtl w:val="0"/>
+        </w:rPr>
+        <w:t xml:space="preserve">    &amp; \leq &amp; a - 2 \sqrt{a \cdot b} +b \\</w:t>
+      </w:r>
+    </w:p>
+    <w:p>
+      <w:pPr>
+        <w:rPr/>
+      </w:pPr>
+      <w:r>
+        <w:rPr>
+          <w:rtl w:val="0"/>
+        </w:rPr>
+        <w:t xml:space="preserve">\Rightarrow &amp; &amp; \\</w:t>
+      </w:r>
+    </w:p>
+    <w:p>
+      <w:pPr>
+        <w:rPr/>
+      </w:pPr>
+      <w:r>
+        <w:rPr>
+          <w:rtl w:val="0"/>
+        </w:rPr>
+        <w:t xml:space="preserve">\sqrt{a \cdot b} &amp; \leq &amp; \frac{1}{2} \cdot (a+b)</w:t>
+      </w:r>
+    </w:p>
+    <w:p>
+      <w:pPr>
+        <w:rPr/>
+      </w:pPr>
+      <w:r>
+        <w:rPr>
+          <w:rtl w:val="0"/>
+        </w:rPr>
+        <w:t xml:space="preserve">\end{eqnarray}</w:t>
+      </w:r>
+    </w:p>
+    <w:p>
+      <w:pPr>
+        <w:rPr/>
+      </w:pPr>
+      <w:r>
+        <w:rPr>
+          <w:rtl w:val="0"/>
+        </w:rPr>
+      </w:r>
+    </w:p>
+    <w:p>
+      <w:pPr>
+        <w:rPr/>
+      </w:pPr>
+      <w:r>
+        <w:rPr>
+          <w:rtl w:val="0"/>
+        </w:rPr>
+        <w:t xml:space="preserve">bei sowas immer die Einheiten mitnehmen:</w:t>
+      </w:r>
+    </w:p>
+    <w:p>
+      <w:pPr>
+        <w:rPr/>
+      </w:pPr>
+      <w:r>
+        <w:rPr>
+          <w:rtl w:val="0"/>
+        </w:rPr>
+      </w:r>
+    </w:p>
+    <w:p>
+      <w:pPr>
+        <w:rPr/>
+      </w:pPr>
+      <w:r>
+        <w:rPr>
+          <w:rtl w:val="0"/>
+        </w:rPr>
+        <w:t xml:space="preserve">[Grad] für Winkel</w:t>
+      </w:r>
+    </w:p>
+    <w:p>
+      <w:pPr>
+        <w:rPr/>
+      </w:pPr>
+      <w:r>
+        <w:rPr>
+          <w:rtl w:val="0"/>
+        </w:rPr>
+        <w:t xml:space="preserve">[rad] für Bogenmaß</w:t>
+      </w:r>
+    </w:p>
+    <w:p>
+      <w:pPr>
+        <w:rPr/>
+      </w:pPr>
+      <w:r>
+        <w:rPr>
+          <w:rtl w:val="0"/>
+        </w:rPr>
+      </w:r>
+    </w:p>
+    <w:p>
+      <w:pPr>
+        <w:rPr/>
+      </w:pPr>
+      <w:r>
+        <w:rPr>
+          <w:rtl w:val="0"/>
+        </w:rPr>
+        <w:t xml:space="preserve">ab die in die Formelsammlung, da später häufig gebraucht.</w:t>
+      </w:r>
+    </w:p>
+    <w:p>
+      <w:pPr>
+        <w:rPr/>
+      </w:pPr>
+      <w:r>
+        <w:rPr>
+          <w:rtl w:val="0"/>
+        </w:rPr>
+      </w:r>
+    </w:p>
+    <w:p>
+      <w:pPr>
+        <w:rPr/>
+      </w:pPr>
+      <w:r>
+        <w:rPr>
+          <w:rtl w:val="0"/>
+        </w:rPr>
+        <w:t xml:space="preserve">Es kommt alles vom Kreisumfang 2 Pi r wobei r=1 (Einheitskreis) der Einfachheit halber gesetzt wird.</w:t>
+      </w:r>
+    </w:p>
+    <w:p>
+      <w:pPr>
+        <w:rPr/>
+      </w:pPr>
+      <w:r>
+        <w:rPr>
+          <w:rtl w:val="0"/>
+        </w:rPr>
+      </w:r>
+    </w:p>
+    <w:p>
+      <w:pPr>
+        <w:rPr/>
+      </w:pPr>
+      <w:r>
+        <w:rPr>
+          <w:rtl w:val="0"/>
+        </w:rPr>
+        <w:t xml:space="preserve">### Latex #############################################################################</w:t>
+      </w:r>
+    </w:p>
+    <w:p>
+      <w:pPr>
+        <w:rPr/>
+      </w:pPr>
+      <w:r>
+        <w:rPr>
+          <w:rtl w:val="0"/>
+        </w:rPr>
+        <w:t xml:space="preserve">#####################################################################################</w:t>
+      </w:r>
+    </w:p>
+    <w:p>
+      <w:pPr>
+        <w:rPr>
+          <w:b w:val="1"/>
+        </w:rPr>
+      </w:pPr>
+      <w:hyperlink r:id="rId6">
+        <w:r>
+          <w:rPr>
+            <w:b w:val="1"/>
+            <w:color w:val="1155cc"/>
+            <w:u w:val="single"/>
+            <w:rtl w:val="0"/>
+          </w:rPr>
+          <w:t xml:space="preserve">https://en.wikipedia.org/wiki/List_of_mathematical_symbols_by_subject</w:t>
+        </w:r>
+      </w:hyperlink>
+      <w:r>
+        <w:rPr>
+          <w:rtl w:val="0"/>
+        </w:rPr>
+      </w:r>
+    </w:p>
+    <w:p>
+      <w:pPr>
+        <w:rPr/>
+      </w:pPr>
+      <w:hyperlink r:id="rId7">
+        <w:r>
+          <w:rPr>
+            <w:color w:val="1155cc"/>
+            <w:u w:val="single"/>
+            <w:rtl w:val="0"/>
+          </w:rPr>
+          <w:t xml:space="preserve">https://www.overleaf.com/learn/latex/subscripts_and_superscripts</w:t>
+        </w:r>
+      </w:hyperlink>
+      <w:r>
+        <w:rPr>
+          <w:rtl w:val="0"/>
+        </w:rPr>
+      </w:r>
+    </w:p>
+    <w:p>
+      <w:pPr>
+        <w:rPr/>
+      </w:pPr>
+      <w:r>
+        <w:rPr>
+          <w:rtl w:val="0"/>
+        </w:rPr>
+      </w:r>
+    </w:p>
+    <w:p>
+      <w:pPr>
+        <w:rPr/>
+      </w:pPr>
+      <w:r>
+        <w:rPr>
+          <w:rtl w:val="0"/>
+        </w:rPr>
+        <w:t xml:space="preserve">\begin{eqnarray}</w:t>
+      </w:r>
+    </w:p>
+    <w:p>
+      <w:pPr>
+        <w:rPr/>
+      </w:pPr>
+      <w:r>
+        <w:rPr>
+          <w:rtl w:val="0"/>
+        </w:rPr>
+        <w:t xml:space="preserve">0  &amp; \leq &amp; ( \sqrt{a} - \sqrt{b} )^2 \\</w:t>
+      </w:r>
+    </w:p>
+    <w:p>
+      <w:pPr>
+        <w:rPr/>
+      </w:pPr>
+      <w:r>
+        <w:rPr>
+          <w:rtl w:val="0"/>
+        </w:rPr>
+        <w:t xml:space="preserve">    &amp; \leq &amp; a - 2 \sqrt{a \cdot b} +b \\</w:t>
+      </w:r>
+    </w:p>
+    <w:p>
+      <w:pPr>
+        <w:rPr/>
+      </w:pPr>
+      <w:r>
+        <w:rPr>
+          <w:rtl w:val="0"/>
+        </w:rPr>
+        <w:t xml:space="preserve">\Rightarrow &amp; &amp; \\</w:t>
+      </w:r>
+    </w:p>
+    <w:p>
+      <w:pPr>
+        <w:rPr/>
+      </w:pPr>
+      <w:r>
+        <w:rPr>
+          <w:rtl w:val="0"/>
+        </w:rPr>
+        <w:t xml:space="preserve">\sqrt{a \cdot b} &amp; \leq &amp; \frac{1}{2} \cdot (a+b)</w:t>
+      </w:r>
+    </w:p>
+    <w:p>
+      <w:pPr>
+        <w:rPr/>
+      </w:pPr>
+      <w:r>
+        <w:rPr>
+          <w:rtl w:val="0"/>
+        </w:rPr>
+        <w:t xml:space="preserve">\end{eqnarray}</w:t>
       </w:r>
     </w:p>
     <w:p>
